--- a/Cover_Letters/Shinoy_A_P__Moller___Maersk_OT_A_Integration___Testing_Lead_Cover_Letter.docx
+++ b/Cover_Letters/Shinoy_A_P__Moller___Maersk_OT_A_Integration___Testing_Lead_Cover_Letter.docx
@@ -14,7 +14,7 @@
     </w:p>
     <w:p>
       <w:r>
-        <w:t>September 02, 2026</w:t>
+        <w:t>September 07, 2026</w:t>
       </w:r>
     </w:p>
     <w:p>
@@ -35,7 +35,7 @@
     </w:p>
     <w:p>
       <w:r>
-        <w:t>Your focus on terminal workflows and operational testing aligns well with my background in quality assurance and system validation. In my recent work, I have built test automation frameworks using Selenium and Playwright, while also using Gemini Code Assist to generate test scripts more efficiently. I am comfortable working with cross-functional teams to track defects and ensure release readiness.</w:t>
+        <w:t>Your focus on operational excellence and structured testing across automation products aligns closely with my background. In my recent role at Tata Consultancy Services, I managed test planning, tracked defects, and used tools like Gemini Code Assist to streamline test generation for complex banking workflows. I am comfortable working with cross-functional teams to verify system integrations and ensure readiness before deployment.</w:t>
       </w:r>
     </w:p>
     <w:p>
